--- a/manuscript/hp_title_page.docx
+++ b/manuscript/hp_title_page.docx
@@ -17,7 +17,7 @@
           <w:b/>
           <w:sz w:val="30"/>
         </w:rPr>
-        <w:t>Litigation risk and specialty-level physician workforce in Japan, 2008–2024: a rate-based re-analysis with equivalence testing</w:t>
+        <w:t>Litigation risk and specialty-level physician workforce in Japan, 2008–2024: a rate-based analysis with equivalence testing</w:t>
       </w:r>
     </w:p>
     <w:p>
@@ -65,7 +65,7 @@
           <w:rFonts w:ascii="Times New Roman" w:hAnsi="Times New Roman"/>
           <w:sz w:val="24"/>
         </w:rPr>
-        <w:t>Word count (main text): approximately 1565 words (excluding abstract, references, declarations, tables and figure legends)</w:t>
+        <w:t>Word count (main text): approximately 1462 words (excluding abstract, references, declarations, tables and figure legends)</w:t>
       </w:r>
     </w:p>
     <w:p>

--- a/manuscript/hp_title_page.docx
+++ b/manuscript/hp_title_page.docx
@@ -65,7 +65,7 @@
           <w:rFonts w:ascii="Times New Roman" w:hAnsi="Times New Roman"/>
           <w:sz w:val="24"/>
         </w:rPr>
-        <w:t>Word count (main text): approximately 1462 words (excluding abstract, references, declarations, tables and figure legends)</w:t>
+        <w:t>Word count (main text): approximately 2503 words (excluding abstract, references, declarations, tables and figure legends)</w:t>
       </w:r>
     </w:p>
     <w:p>

--- a/manuscript/hp_title_page.docx
+++ b/manuscript/hp_title_page.docx
@@ -65,7 +65,7 @@
           <w:rFonts w:ascii="Times New Roman" w:hAnsi="Times New Roman"/>
           <w:sz w:val="24"/>
         </w:rPr>
-        <w:t>Word count (main text): approximately 2503 words (excluding abstract, references, declarations, tables and figure legends)</w:t>
+        <w:t>Word count (main text): approximately 2704 words (excluding abstract, references, declarations, tables and figure legends)</w:t>
       </w:r>
     </w:p>
     <w:p>

--- a/manuscript/hp_title_page.docx
+++ b/manuscript/hp_title_page.docx
@@ -65,7 +65,7 @@
           <w:rFonts w:ascii="Times New Roman" w:hAnsi="Times New Roman"/>
           <w:sz w:val="24"/>
         </w:rPr>
-        <w:t>Word count (main text): approximately 2704 words (excluding abstract, references, declarations, tables and figure legends)</w:t>
+        <w:t>Word count (main text): approximately 2912 words (excluding abstract, references, declarations, tables and figure legends)</w:t>
       </w:r>
     </w:p>
     <w:p>

--- a/manuscript/hp_title_page.docx
+++ b/manuscript/hp_title_page.docx
@@ -89,7 +89,7 @@
           <w:rFonts w:ascii="Times New Roman" w:hAnsi="Times New Roman"/>
           <w:sz w:val="24"/>
         </w:rPr>
-        <w:t>Tables: 2  Figures: 2  Supplementary tables: 2  Supplementary figures: 2</w:t>
+        <w:t>Tables: 2  Figures: 2  Supplementary tables: 4  Supplementary figures: 2</w:t>
       </w:r>
     </w:p>
     <w:p>

--- a/manuscript/hp_title_page.docx
+++ b/manuscript/hp_title_page.docx
@@ -17,7 +17,7 @@
           <w:b/>
           <w:sz w:val="30"/>
         </w:rPr>
-        <w:t>Litigation risk and specialty-level physician workforce in Japan, 2008–2024: a rate-based analysis with equivalence testing</w:t>
+        <w:t>Litigation risk and specialty-level physician workforce in Japan, 2008-2024: a rate-based analysis with equivalence testing</w:t>
       </w:r>
     </w:p>
     <w:p>
@@ -217,7 +217,7 @@
     <w:lvl w:ilvl="0">
       <w:start w:val="1"/>
       <w:numFmt w:val="bullet"/>
-      <w:lvlText w:val=""/>
+      <w:lvlText w:val="*"/>
       <w:lvlJc w:val="left"/>
       <w:pPr>
         <w:tabs>
@@ -238,7 +238,7 @@
       <w:start w:val="1"/>
       <w:numFmt w:val="bullet"/>
       <w:pStyle w:val="ListBullet3"/>
-      <w:lvlText w:val=""/>
+      <w:lvlText w:val="*"/>
       <w:lvlJc w:val="left"/>
       <w:pPr>
         <w:tabs>
@@ -259,7 +259,7 @@
       <w:start w:val="1"/>
       <w:numFmt w:val="bullet"/>
       <w:pStyle w:val="ListBullet2"/>
-      <w:lvlText w:val=""/>
+      <w:lvlText w:val="*"/>
       <w:lvlJc w:val="left"/>
       <w:pPr>
         <w:tabs>
@@ -298,7 +298,7 @@
       <w:start w:val="1"/>
       <w:numFmt w:val="bullet"/>
       <w:pStyle w:val="ListBullet"/>
-      <w:lvlText w:val=""/>
+      <w:lvlText w:val="*"/>
       <w:lvlJc w:val="left"/>
       <w:pPr>
         <w:tabs>
@@ -24042,10 +24042,10 @@
         <a:latin typeface="Calibri"/>
         <a:ea typeface=""/>
         <a:cs typeface=""/>
-        <a:font script="Jpan" typeface="ＭＳ ゴシック"/>
-        <a:font script="Hang" typeface="맑은 고딕"/>
-        <a:font script="Hans" typeface="宋体"/>
-        <a:font script="Hant" typeface="新細明體"/>
+        <a:font script="Jpan" typeface="MS Gothic"/>
+        <a:font script="Hang" typeface="Malgun Gothic"/>
+        <a:font script="Hans" typeface="SimSun"/>
+        <a:font script="Hant" typeface="PMingLiU"/>
         <a:font script="Arab" typeface="Times New Roman"/>
         <a:font script="Hebr" typeface="Times New Roman"/>
         <a:font script="Thai" typeface="Angsana New"/>
@@ -24077,10 +24077,10 @@
         <a:latin typeface="Cambria"/>
         <a:ea typeface=""/>
         <a:cs typeface=""/>
-        <a:font script="Jpan" typeface="ＭＳ 明朝"/>
-        <a:font script="Hang" typeface="맑은 고딕"/>
-        <a:font script="Hans" typeface="宋体"/>
-        <a:font script="Hant" typeface="新細明體"/>
+        <a:font script="Jpan" typeface="MS Mincho"/>
+        <a:font script="Hang" typeface="Malgun Gothic"/>
+        <a:font script="Hans" typeface="SimSun"/>
+        <a:font script="Hant" typeface="PMingLiU"/>
         <a:font script="Arab" typeface="Arial"/>
         <a:font script="Hebr" typeface="Arial"/>
         <a:font script="Thai" typeface="Cordia New"/>
